--- a/dokumen/Proposal Kerja Sama ISB.docx
+++ b/dokumen/Proposal Kerja Sama ISB.docx
@@ -4,7 +4,7 @@
   <w:body>
     <w:p>
       <w:pPr>
-        <w:spacing w:before="0" w:after="200" w:line="276" w:lineRule="auto"/>
+        <w:spacing w:after="200" w:line="276" w:lineRule="auto"/>
         <w:jc w:val="right"/>
         <w:rPr>
           <w:rFonts w:ascii="Arial" w:hAnsi="Arial" w:cs="Arial"/>
@@ -21,7 +21,7 @@
           <w:rFonts w:ascii="Arial" w:hAnsi="Arial" w:cs="Arial"/>
           <w:highlight w:val="yellow"/>
         </w:rPr>
-        <w:t xml:space="preserve">[tanggal bulan tahun]</w:t>
+        <w:t>[tanggal bulan tahun]</w:t>
       </w:r>
     </w:p>
     <w:p>
@@ -29,27 +29,22 @@
         <w:tabs>
           <w:tab w:val="left" w:pos="1418"/>
         </w:tabs>
-        <w:spacing w:before="0" w:after="0" w:line="276" w:lineRule="auto"/>
-        <w:rPr>
-          <w:rFonts w:ascii="Arial" w:hAnsi="Arial" w:cs="Arial"/>
-        </w:rPr>
-      </w:pPr>
-      <w:r>
-        <w:rPr>
-          <w:rFonts w:ascii="Arial" w:hAnsi="Arial" w:cs="Arial"/>
-        </w:rPr>
-        <w:t xml:space="preserve">Nomor</w:t>
+        <w:spacing w:after="0" w:line="276" w:lineRule="auto"/>
+        <w:rPr>
+          <w:rFonts w:ascii="Arial" w:hAnsi="Arial" w:cs="Arial"/>
+        </w:rPr>
+      </w:pPr>
+      <w:r>
+        <w:rPr>
+          <w:rFonts w:ascii="Arial" w:hAnsi="Arial" w:cs="Arial"/>
+        </w:rPr>
+        <w:t>Nomor</w:t>
       </w:r>
       <w:r>
         <w:rPr>
           <w:rFonts w:ascii="Arial" w:hAnsi="Arial" w:cs="Arial"/>
         </w:rPr>
         <w:tab/>
-      </w:r>
-      <w:r>
-        <w:rPr>
-          <w:rFonts w:ascii="Arial" w:hAnsi="Arial" w:cs="Arial"/>
-        </w:rPr>
         <w:t xml:space="preserve">: </w:t>
       </w:r>
       <w:r>
@@ -57,26 +52,26 @@
           <w:rFonts w:ascii="Arial" w:hAnsi="Arial" w:cs="Arial"/>
           <w:highlight w:val="yellow"/>
         </w:rPr>
-        <w:t xml:space="preserve">[no. urut]</w:t>
-      </w:r>
-      <w:r>
-        <w:rPr>
-          <w:rFonts w:ascii="Arial" w:hAnsi="Arial" w:cs="Arial"/>
-        </w:rPr>
-        <w:t xml:space="preserve">/ISB/</w:t>
+        <w:t>[no. urut]</w:t>
+      </w:r>
+      <w:r>
+        <w:rPr>
+          <w:rFonts w:ascii="Arial" w:hAnsi="Arial" w:cs="Arial"/>
+        </w:rPr>
+        <w:t>/ISB/</w:t>
       </w:r>
       <w:r>
         <w:rPr>
           <w:rFonts w:ascii="Arial" w:hAnsi="Arial" w:cs="Arial"/>
           <w:highlight w:val="yellow"/>
         </w:rPr>
-        <w:t xml:space="preserve">[bulan romawi]</w:t>
-      </w:r>
-      <w:r>
-        <w:rPr>
-          <w:rFonts w:ascii="Arial" w:hAnsi="Arial" w:cs="Arial"/>
-        </w:rPr>
-        <w:t xml:space="preserve">/2026</w:t>
+        <w:t>[bulan romawi]</w:t>
+      </w:r>
+      <w:r>
+        <w:rPr>
+          <w:rFonts w:ascii="Arial" w:hAnsi="Arial" w:cs="Arial"/>
+        </w:rPr>
+        <w:t>/2026</w:t>
       </w:r>
     </w:p>
     <w:p>
@@ -84,28 +79,23 @@
         <w:tabs>
           <w:tab w:val="left" w:pos="1418"/>
         </w:tabs>
-        <w:spacing w:before="0" w:after="0" w:line="276" w:lineRule="auto"/>
-        <w:rPr>
-          <w:rFonts w:ascii="Arial" w:hAnsi="Arial" w:cs="Arial"/>
-        </w:rPr>
-      </w:pPr>
-      <w:r>
-        <w:rPr>
-          <w:rFonts w:ascii="Arial" w:hAnsi="Arial" w:cs="Arial"/>
-        </w:rPr>
-        <w:t xml:space="preserve">Lampiran</w:t>
+        <w:spacing w:after="0" w:line="276" w:lineRule="auto"/>
+        <w:rPr>
+          <w:rFonts w:ascii="Arial" w:hAnsi="Arial" w:cs="Arial"/>
+        </w:rPr>
+      </w:pPr>
+      <w:r>
+        <w:rPr>
+          <w:rFonts w:ascii="Arial" w:hAnsi="Arial" w:cs="Arial"/>
+        </w:rPr>
+        <w:t>Lampiran</w:t>
       </w:r>
       <w:r>
         <w:rPr>
           <w:rFonts w:ascii="Arial" w:hAnsi="Arial" w:cs="Arial"/>
         </w:rPr>
         <w:tab/>
-      </w:r>
-      <w:r>
-        <w:rPr>
-          <w:rFonts w:ascii="Arial" w:hAnsi="Arial" w:cs="Arial"/>
-        </w:rPr>
-        <w:t xml:space="preserve">: 1 (satu) berkas Company Profile</w:t>
+        <w:t>: 1 (satu) berkas Company Profile</w:t>
       </w:r>
     </w:p>
     <w:p>
@@ -113,61 +103,56 @@
         <w:tabs>
           <w:tab w:val="left" w:pos="1418"/>
         </w:tabs>
-        <w:spacing w:before="0" w:after="240" w:line="276" w:lineRule="auto"/>
-        <w:rPr>
-          <w:rFonts w:ascii="Arial" w:hAnsi="Arial" w:cs="Arial"/>
-        </w:rPr>
-      </w:pPr>
-      <w:r>
-        <w:rPr>
-          <w:rFonts w:ascii="Arial" w:hAnsi="Arial" w:cs="Arial"/>
-        </w:rPr>
-        <w:t xml:space="preserve">Hal</w:t>
+        <w:spacing w:after="240" w:line="276" w:lineRule="auto"/>
+        <w:rPr>
+          <w:rFonts w:ascii="Arial" w:hAnsi="Arial" w:cs="Arial"/>
+        </w:rPr>
+      </w:pPr>
+      <w:r>
+        <w:rPr>
+          <w:rFonts w:ascii="Arial" w:hAnsi="Arial" w:cs="Arial"/>
+        </w:rPr>
+        <w:t>Hal</w:t>
       </w:r>
       <w:r>
         <w:rPr>
           <w:rFonts w:ascii="Arial" w:hAnsi="Arial" w:cs="Arial"/>
         </w:rPr>
         <w:tab/>
-      </w:r>
-      <w:r>
-        <w:rPr>
-          <w:rFonts w:ascii="Arial" w:hAnsi="Arial" w:cs="Arial"/>
-        </w:rPr>
-        <w:t xml:space="preserve">: Penawaran Kerja Sama Pengadaan Komputer</w:t>
-      </w:r>
-    </w:p>
-    <w:p>
-      <w:pPr>
-        <w:spacing w:before="0" w:after="0" w:line="276" w:lineRule="auto"/>
-        <w:rPr>
-          <w:rFonts w:ascii="Arial" w:hAnsi="Arial" w:cs="Arial"/>
-        </w:rPr>
-      </w:pPr>
-      <w:r>
-        <w:rPr>
-          <w:rFonts w:ascii="Arial" w:hAnsi="Arial" w:cs="Arial"/>
-        </w:rPr>
-        <w:t xml:space="preserve">Kepada Yth.</w:t>
-      </w:r>
-    </w:p>
-    <w:p>
-      <w:pPr>
-        <w:spacing w:before="0" w:after="0" w:line="276" w:lineRule="auto"/>
-        <w:rPr>
-          <w:rFonts w:ascii="Arial" w:hAnsi="Arial" w:cs="Arial"/>
-        </w:rPr>
-      </w:pPr>
-      <w:r>
-        <w:rPr>
-          <w:rFonts w:ascii="Arial" w:hAnsi="Arial" w:cs="Arial"/>
-        </w:rPr>
-        <w:t xml:space="preserve">Bapak/Ibu Pimpinan</w:t>
-      </w:r>
-    </w:p>
-    <w:p>
-      <w:pPr>
-        <w:spacing w:before="0" w:after="0" w:line="276" w:lineRule="auto"/>
+        <w:t>: Penawaran Kerja Sama Pengadaan Komputer</w:t>
+      </w:r>
+    </w:p>
+    <w:p>
+      <w:pPr>
+        <w:spacing w:after="0" w:line="276" w:lineRule="auto"/>
+        <w:rPr>
+          <w:rFonts w:ascii="Arial" w:hAnsi="Arial" w:cs="Arial"/>
+        </w:rPr>
+      </w:pPr>
+      <w:r>
+        <w:rPr>
+          <w:rFonts w:ascii="Arial" w:hAnsi="Arial" w:cs="Arial"/>
+        </w:rPr>
+        <w:t>Kepada Yth.</w:t>
+      </w:r>
+    </w:p>
+    <w:p>
+      <w:pPr>
+        <w:spacing w:after="0" w:line="276" w:lineRule="auto"/>
+        <w:rPr>
+          <w:rFonts w:ascii="Arial" w:hAnsi="Arial" w:cs="Arial"/>
+        </w:rPr>
+      </w:pPr>
+      <w:r>
+        <w:rPr>
+          <w:rFonts w:ascii="Arial" w:hAnsi="Arial" w:cs="Arial"/>
+        </w:rPr>
+        <w:t>Bapak/Ibu Pimpinan</w:t>
+      </w:r>
+    </w:p>
+    <w:p>
+      <w:pPr>
+        <w:spacing w:after="0" w:line="276" w:lineRule="auto"/>
         <w:rPr>
           <w:rFonts w:ascii="Arial" w:hAnsi="Arial" w:cs="Arial"/>
         </w:rPr>
@@ -177,12 +162,12 @@
           <w:rFonts w:ascii="Arial" w:hAnsi="Arial" w:cs="Arial"/>
           <w:highlight w:val="yellow"/>
         </w:rPr>
-        <w:t xml:space="preserve">[Nama Perusahaan / Usaha / Instansi]</w:t>
-      </w:r>
-    </w:p>
-    <w:p>
-      <w:pPr>
-        <w:spacing w:before="0" w:after="240" w:line="276" w:lineRule="auto"/>
+        <w:t>[Nama Perusahaan / Usaha / Instansi]</w:t>
+      </w:r>
+    </w:p>
+    <w:p>
+      <w:pPr>
+        <w:spacing w:after="240" w:line="276" w:lineRule="auto"/>
         <w:rPr>
           <w:rFonts w:ascii="Arial" w:hAnsi="Arial" w:cs="Arial"/>
         </w:rPr>
@@ -192,26 +177,26 @@
           <w:rFonts w:ascii="Arial" w:hAnsi="Arial" w:cs="Arial"/>
           <w:highlight w:val="yellow"/>
         </w:rPr>
-        <w:t xml:space="preserve">[Alamat lengkap, Kota]</w:t>
-      </w:r>
-    </w:p>
-    <w:p>
-      <w:pPr>
-        <w:spacing w:before="0" w:after="160" w:line="276" w:lineRule="auto"/>
-        <w:rPr>
-          <w:rFonts w:ascii="Arial" w:hAnsi="Arial" w:cs="Arial"/>
-        </w:rPr>
-      </w:pPr>
-      <w:r>
-        <w:rPr>
-          <w:rFonts w:ascii="Arial" w:hAnsi="Arial" w:cs="Arial"/>
-        </w:rPr>
-        <w:t xml:space="preserve">Dengan hormat,</w:t>
-      </w:r>
-    </w:p>
-    <w:p>
-      <w:pPr>
-        <w:spacing w:before="0" w:after="160" w:line="276" w:lineRule="auto"/>
+        <w:t>[Alamat lengkap, Kota]</w:t>
+      </w:r>
+    </w:p>
+    <w:p>
+      <w:pPr>
+        <w:spacing w:line="276" w:lineRule="auto"/>
+        <w:rPr>
+          <w:rFonts w:ascii="Arial" w:hAnsi="Arial" w:cs="Arial"/>
+        </w:rPr>
+      </w:pPr>
+      <w:r>
+        <w:rPr>
+          <w:rFonts w:ascii="Arial" w:hAnsi="Arial" w:cs="Arial"/>
+        </w:rPr>
+        <w:t>Dengan hormat,</w:t>
+      </w:r>
+    </w:p>
+    <w:p>
+      <w:pPr>
+        <w:spacing w:line="276" w:lineRule="auto"/>
         <w:ind w:firstLine="720"/>
         <w:jc w:val="both"/>
         <w:rPr>
@@ -222,12 +207,12 @@
         <w:rPr>
           <w:rFonts w:ascii="Arial" w:hAnsi="Arial" w:cs="Arial"/>
         </w:rPr>
-        <w:t xml:space="preserve">Kami dari PT. Inti Sentosa Bersama, perusahaan penjualan dan distribusi komputer di Plaza Harco Mangga Dua, Jakarta Pusat. Sehari-hari kami menjual komponen PC, PC rakitan, laptop, printer, perangkat jaringan, dan software, dengan pengiriman ke dalam maupun luar kota.</w:t>
-      </w:r>
-    </w:p>
-    <w:p>
-      <w:pPr>
-        <w:spacing w:before="0" w:after="160" w:line="276" w:lineRule="auto"/>
+        <w:t>Kami dari PT. Inti Sentosa Bersama, perusahaan yang bergerak di bidang penjualan dan distribusi produk komputer, berlokasi di Plaza Harco Mangga Dua, Jakarta Pusat. Produk yang kami sediakan meliputi komponen PC, PC rakitan, laptop, printer, perangkat jaringan, dan software, dengan layanan pengiriman ke dalam maupun luar kota.</w:t>
+      </w:r>
+    </w:p>
+    <w:p>
+      <w:pPr>
+        <w:spacing w:line="276" w:lineRule="auto"/>
         <w:ind w:firstLine="720"/>
         <w:jc w:val="both"/>
         <w:rPr>
@@ -238,25 +223,25 @@
         <w:rPr>
           <w:rFonts w:ascii="Arial" w:hAnsi="Arial" w:cs="Arial"/>
         </w:rPr>
-        <w:t xml:space="preserve">Melalui surat ini, kami ingin menawarkan diri sebagai pemasok kebutuhan komputer untuk </w:t>
+        <w:t xml:space="preserve">Melalui surat ini, kami bermaksud menawarkan kerja sama sebagai pemasok kebutuhan komputer untuk </w:t>
       </w:r>
       <w:r>
         <w:rPr>
           <w:rFonts w:ascii="Arial" w:hAnsi="Arial" w:cs="Arial"/>
           <w:highlight w:val="yellow"/>
         </w:rPr>
-        <w:t xml:space="preserve">[Nama Perusahaan / Usaha / Instansi]</w:t>
-      </w:r>
-      <w:r>
-        <w:rPr>
-          <w:rFonts w:ascii="Arial" w:hAnsi="Arial" w:cs="Arial"/>
-        </w:rPr>
-        <w:t xml:space="preserve">. Kebutuhan tiap pelanggan kami memang berbeda. Toko komputer biasanya mencari barang untuk dijual kembali, kantor dan sekolah lebih banyak membeli PC dan printer untuk operasional, sedangkan warnet sering meminta rakitan PC gaming atau upgrade VGA. Semua itu bisa kami layani.</w:t>
-      </w:r>
-    </w:p>
-    <w:p>
-      <w:pPr>
-        <w:spacing w:before="0" w:after="160" w:line="276" w:lineRule="auto"/>
+        <w:t>[Nama Perusahaan / Usaha / Instansi]</w:t>
+      </w:r>
+      <w:r>
+        <w:rPr>
+          <w:rFonts w:ascii="Arial" w:hAnsi="Arial" w:cs="Arial"/>
+        </w:rPr>
+        <w:t>, baik untuk keperluan operasional maupun untuk dijual kembali. Produk kami berasal dari berbagai partner brand sebagaimana tercantum dalam company profile terlampir. Apabila brand atau tipe yang dibutuhkan belum tersedia, kami dapat membantu mencarikannya.</w:t>
+      </w:r>
+    </w:p>
+    <w:p>
+      <w:pPr>
+        <w:spacing w:line="276" w:lineRule="auto"/>
         <w:ind w:firstLine="720"/>
         <w:jc w:val="both"/>
         <w:rPr>
@@ -267,12 +252,104 @@
         <w:rPr>
           <w:rFonts w:ascii="Arial" w:hAnsi="Arial" w:cs="Arial"/>
         </w:rPr>
-        <w:t xml:space="preserve">Produk yang kami jual berasal dari partner brand kami, antara lain Intel, NVIDIA, ASUS, MSI, GIGABYTE, Samsung, Western Digital, Kingston, Corsair, Lenovo, HP, Acer, Epson, TP-Link, dan Microsoft. Daftar lengkapnya ada di company profile yang kami lampirkan. Jika brand atau tipe yang Bapak/Ibu cari tidak ada di daftar tersebut, sampaikan saja. Biasanya tetap bisa kami carikan.</w:t>
-      </w:r>
-    </w:p>
-    <w:p>
-      <w:pPr>
-        <w:spacing w:before="0" w:after="160" w:line="276" w:lineRule="auto"/>
+        <w:t>Selain penjualan, kami juga melayani perakitan PC sesuai spesifikasi yang dibutuhkan, dan setiap unit melalui pengecekan sebelum dikirim. Setelah pembelian, kami tetap membantu perawatan dan upgrade perangkat, termasuk pengurusan klaim garansi apabila terdapat kendala pada produk.</w:t>
+      </w:r>
+    </w:p>
+    <w:p>
+      <w:pPr>
+        <w:keepNext/>
+        <w:spacing w:after="100" w:line="276" w:lineRule="auto"/>
+        <w:jc w:val="both"/>
+        <w:rPr>
+          <w:rFonts w:ascii="Arial" w:hAnsi="Arial" w:cs="Arial"/>
+        </w:rPr>
+      </w:pPr>
+      <w:r>
+        <w:rPr>
+          <w:rFonts w:ascii="Arial" w:hAnsi="Arial" w:cs="Arial"/>
+        </w:rPr>
+        <w:t>Adapun ketentuan kerja sama yang kami tawarkan adalah sebagai berikut:</w:t>
+      </w:r>
+    </w:p>
+    <w:p>
+      <w:pPr>
+        <w:numPr>
+          <w:ilvl w:val="0"/>
+          <w:numId w:val="4"/>
+        </w:numPr>
+        <w:spacing w:after="60" w:line="276" w:lineRule="auto"/>
+        <w:jc w:val="both"/>
+        <w:rPr>
+          <w:rFonts w:ascii="Arial" w:hAnsi="Arial" w:cs="Arial"/>
+        </w:rPr>
+      </w:pPr>
+      <w:r>
+        <w:rPr>
+          <w:rFonts w:ascii="Arial" w:hAnsi="Arial" w:cs="Arial"/>
+        </w:rPr>
+        <w:t>Harga sudah termasuk PPN dan mengikuti surat penawaran harga (quotation) terbaru, karena harga komponen cukup sering berubah.</w:t>
+      </w:r>
+    </w:p>
+    <w:p>
+      <w:pPr>
+        <w:numPr>
+          <w:ilvl w:val="0"/>
+          <w:numId w:val="4"/>
+        </w:numPr>
+        <w:spacing w:after="60" w:line="276" w:lineRule="auto"/>
+        <w:jc w:val="both"/>
+        <w:rPr>
+          <w:rFonts w:ascii="Arial" w:hAnsi="Arial" w:cs="Arial"/>
+        </w:rPr>
+      </w:pPr>
+      <w:r>
+        <w:rPr>
+          <w:rFonts w:ascii="Arial" w:hAnsi="Arial" w:cs="Arial"/>
+        </w:rPr>
+        <w:t>Pembelian dalam jumlah besar atau untuk dijual kembali mendapat harga khusus.</w:t>
+      </w:r>
+    </w:p>
+    <w:p>
+      <w:pPr>
+        <w:numPr>
+          <w:ilvl w:val="0"/>
+          <w:numId w:val="4"/>
+        </w:numPr>
+        <w:spacing w:after="60" w:line="276" w:lineRule="auto"/>
+        <w:jc w:val="both"/>
+        <w:rPr>
+          <w:rFonts w:ascii="Arial" w:hAnsi="Arial" w:cs="Arial"/>
+        </w:rPr>
+      </w:pPr>
+      <w:r>
+        <w:rPr>
+          <w:rFonts w:ascii="Arial" w:hAnsi="Arial" w:cs="Arial"/>
+        </w:rPr>
+        <w:t>Ongkos kirim dapat kami gratiskan untuk pembelian dengan jumlah tertentu. Batasnya kami cantumkan di quotation.</w:t>
+      </w:r>
+    </w:p>
+    <w:p>
+      <w:pPr>
+        <w:numPr>
+          <w:ilvl w:val="0"/>
+          <w:numId w:val="4"/>
+        </w:numPr>
+        <w:spacing w:after="60" w:line="276" w:lineRule="auto"/>
+        <w:jc w:val="both"/>
+        <w:rPr>
+          <w:rFonts w:ascii="Arial" w:hAnsi="Arial" w:cs="Arial"/>
+        </w:rPr>
+      </w:pPr>
+      <w:r>
+        <w:rPr>
+          <w:rFonts w:ascii="Arial" w:hAnsi="Arial" w:cs="Arial"/>
+        </w:rPr>
+        <w:t>Seluruh produk bergaransi resmi. Ketersediaan stok mengikuti kondisi pada saat pemesanan.</w:t>
+      </w:r>
+    </w:p>
+    <w:p>
+      <w:pPr>
+        <w:spacing w:before="160" w:line="276" w:lineRule="auto"/>
         <w:ind w:firstLine="720"/>
         <w:jc w:val="both"/>
         <w:rPr>
@@ -283,13 +360,26 @@
         <w:rPr>
           <w:rFonts w:ascii="Arial" w:hAnsi="Arial" w:cs="Arial"/>
         </w:rPr>
-        <w:t xml:space="preserve">Selain menjual barang, kami juga merakit PC sesuai spesifikasi yang diminta, dan setiap unit kami cek dulu sebelum dikirim. Setelah pembelian, kami tetap bisa membantu perawatan dan upgrade. Jika ada barang yang bermasalah, klaim garansinya kami yang urus.</w:t>
+        <w:t xml:space="preserve">Jika Bapak/Ibu sedang merencanakan pembelian, silakan kirimkan daftar barang beserta jumlahnya melalui email atau WhatsApp. Penawaran harga akan kami kirimkan paling lambat </w:t>
+      </w:r>
+      <w:r>
+        <w:rPr>
+          <w:rFonts w:ascii="Arial" w:hAnsi="Arial" w:cs="Arial"/>
+          <w:highlight w:val="yellow"/>
+        </w:rPr>
+        <w:t>[1x24 jam kerja]</w:t>
+      </w:r>
+      <w:r>
+        <w:rPr>
+          <w:rFonts w:ascii="Arial" w:hAnsi="Arial" w:cs="Arial"/>
+        </w:rPr>
+        <w:t>. Apabila lebih nyaman bertemu langsung, kami juga bersedia datang untuk presentasi.</w:t>
       </w:r>
     </w:p>
     <w:p>
       <w:pPr>
         <w:keepNext/>
-        <w:spacing w:before="0" w:after="100" w:line="276" w:lineRule="auto"/>
+        <w:spacing w:after="60" w:line="276" w:lineRule="auto"/>
         <w:jc w:val="both"/>
         <w:rPr>
           <w:rFonts w:ascii="Arial" w:hAnsi="Arial" w:cs="Arial"/>
@@ -299,147 +389,8 @@
         <w:rPr>
           <w:rFonts w:ascii="Arial" w:hAnsi="Arial" w:cs="Arial"/>
         </w:rPr>
-        <w:t xml:space="preserve">Adapun ketentuan kerja sama yang kami tawarkan adalah sebagai berikut:</w:t>
-      </w:r>
-    </w:p>
-    <w:p>
-      <w:pPr>
-        <w:numPr>
-          <w:ilvl w:val="0"/>
-          <w:numId w:val="91"/>
-        </w:numPr>
-        <w:spacing w:before="0" w:after="60" w:line="276" w:lineRule="auto"/>
-        <w:jc w:val="both"/>
-        <w:rPr>
-          <w:rFonts w:ascii="Arial" w:hAnsi="Arial" w:cs="Arial"/>
-        </w:rPr>
-      </w:pPr>
-      <w:r>
-        <w:rPr>
-          <w:rFonts w:ascii="Arial" w:hAnsi="Arial" w:cs="Arial"/>
-        </w:rPr>
-        <w:t xml:space="preserve">Harga sudah termasuk PPN dan mengikuti surat penawaran harga (quotation) terbaru, karena harga komponen cukup sering berubah.</w:t>
-      </w:r>
-    </w:p>
-    <w:p>
-      <w:pPr>
-        <w:numPr>
-          <w:ilvl w:val="0"/>
-          <w:numId w:val="91"/>
-        </w:numPr>
-        <w:spacing w:before="0" w:after="60" w:line="276" w:lineRule="auto"/>
-        <w:jc w:val="both"/>
-        <w:rPr>
-          <w:rFonts w:ascii="Arial" w:hAnsi="Arial" w:cs="Arial"/>
-        </w:rPr>
-      </w:pPr>
-      <w:r>
-        <w:rPr>
-          <w:rFonts w:ascii="Arial" w:hAnsi="Arial" w:cs="Arial"/>
-        </w:rPr>
-        <w:t xml:space="preserve">Pembelian dalam jumlah besar atau untuk dijual kembali mendapat harga khusus.</w:t>
-      </w:r>
-    </w:p>
-    <w:p>
-      <w:pPr>
-        <w:numPr>
-          <w:ilvl w:val="0"/>
-          <w:numId w:val="91"/>
-        </w:numPr>
-        <w:spacing w:before="0" w:after="60" w:line="276" w:lineRule="auto"/>
-        <w:jc w:val="both"/>
-        <w:rPr>
-          <w:rFonts w:ascii="Arial" w:hAnsi="Arial" w:cs="Arial"/>
-        </w:rPr>
-      </w:pPr>
-      <w:r>
-        <w:rPr>
-          <w:rFonts w:ascii="Arial" w:hAnsi="Arial" w:cs="Arial"/>
-        </w:rPr>
-        <w:t xml:space="preserve">Ongkos kirim dapat kami gratiskan untuk pembelian dengan jumlah tertentu. Batasnya kami cantumkan di quotation.</w:t>
-      </w:r>
-    </w:p>
-    <w:p>
-      <w:pPr>
-        <w:numPr>
-          <w:ilvl w:val="0"/>
-          <w:numId w:val="91"/>
-        </w:numPr>
-        <w:spacing w:before="0" w:after="60" w:line="276" w:lineRule="auto"/>
-        <w:jc w:val="both"/>
-        <w:rPr>
-          <w:rFonts w:ascii="Arial" w:hAnsi="Arial" w:cs="Arial"/>
-        </w:rPr>
-      </w:pPr>
-      <w:r>
-        <w:rPr>
-          <w:rFonts w:ascii="Arial" w:hAnsi="Arial" w:cs="Arial"/>
-        </w:rPr>
-        <w:t xml:space="preserve">Setelah beberapa kali transaksi, Bapak/Ibu dapat mengajukan pembayaran tempo (TOP).</w:t>
-      </w:r>
-    </w:p>
-    <w:p>
-      <w:pPr>
-        <w:numPr>
-          <w:ilvl w:val="0"/>
-          <w:numId w:val="91"/>
-        </w:numPr>
-        <w:spacing w:before="0" w:after="60" w:line="276" w:lineRule="auto"/>
-        <w:jc w:val="both"/>
-        <w:rPr>
-          <w:rFonts w:ascii="Arial" w:hAnsi="Arial" w:cs="Arial"/>
-        </w:rPr>
-      </w:pPr>
-      <w:r>
-        <w:rPr>
-          <w:rFonts w:ascii="Arial" w:hAnsi="Arial" w:cs="Arial"/>
-        </w:rPr>
-        <w:t xml:space="preserve">Seluruh produk bergaransi resmi. Ketersediaan stok mengikuti kondisi pada saat pemesanan.</w:t>
-      </w:r>
-    </w:p>
-    <w:p>
-      <w:pPr>
-        <w:spacing w:before="160" w:after="160" w:line="276" w:lineRule="auto"/>
-        <w:ind w:firstLine="720"/>
-        <w:jc w:val="both"/>
-        <w:rPr>
-          <w:rFonts w:ascii="Arial" w:hAnsi="Arial" w:cs="Arial"/>
-        </w:rPr>
-      </w:pPr>
-      <w:r>
-        <w:rPr>
-          <w:rFonts w:ascii="Arial" w:hAnsi="Arial" w:cs="Arial"/>
-        </w:rPr>
-        <w:t xml:space="preserve">Jika Bapak/Ibu sedang merencanakan pembelian, silakan kirimkan daftar barang beserta jumlahnya melalui email atau WhatsApp. Penawaran harga akan kami kirimkan paling lambat </w:t>
-      </w:r>
-      <w:r>
-        <w:rPr>
-          <w:rFonts w:ascii="Arial" w:hAnsi="Arial" w:cs="Arial"/>
-          <w:highlight w:val="yellow"/>
-        </w:rPr>
-        <w:t xml:space="preserve">[1x24 jam kerja]</w:t>
-      </w:r>
-      <w:r>
-        <w:rPr>
-          <w:rFonts w:ascii="Arial" w:hAnsi="Arial" w:cs="Arial"/>
-        </w:rPr>
-        <w:t xml:space="preserve">. Apabila lebih nyaman bertemu langsung, kami juga bersedia datang untuk presentasi.</w:t>
-      </w:r>
-    </w:p>
-    <w:p>
-      <w:pPr>
-        <w:keepNext/>
-        <w:spacing w:before="0" w:after="60" w:line="276" w:lineRule="auto"/>
-        <w:jc w:val="both"/>
-        <w:rPr>
-          <w:rFonts w:ascii="Arial" w:hAnsi="Arial" w:cs="Arial"/>
-        </w:rPr>
-      </w:pPr>
-      <w:r>
-        <w:rPr>
-          <w:rFonts w:ascii="Arial" w:hAnsi="Arial" w:cs="Arial"/>
-        </w:rPr>
-        <w:t xml:space="preserve">Untuk informasi lebih lanjut, Bapak/Ibu dapat menghubungi:</w:t>
+        <w:lastRenderedPageBreak/>
+        <w:t>Untuk informasi lebih lanjut, Bapak/Ibu dapat menghubungi:</w:t>
       </w:r>
     </w:p>
     <w:p>
@@ -448,7 +399,7 @@
         <w:tabs>
           <w:tab w:val="left" w:pos="2835"/>
         </w:tabs>
-        <w:spacing w:before="0" w:after="0" w:line="276" w:lineRule="auto"/>
+        <w:spacing w:after="0" w:line="276" w:lineRule="auto"/>
         <w:ind w:left="720"/>
         <w:rPr>
           <w:rFonts w:ascii="Arial" w:hAnsi="Arial" w:cs="Arial"/>
@@ -458,32 +409,27 @@
         <w:rPr>
           <w:rFonts w:ascii="Arial" w:hAnsi="Arial" w:cs="Arial"/>
         </w:rPr>
-        <w:t xml:space="preserve">Nama</w:t>
+        <w:t>Nama</w:t>
       </w:r>
       <w:r>
         <w:rPr>
           <w:rFonts w:ascii="Arial" w:hAnsi="Arial" w:cs="Arial"/>
         </w:rPr>
         <w:tab/>
-      </w:r>
-      <w:r>
-        <w:rPr>
-          <w:rFonts w:ascii="Arial" w:hAnsi="Arial" w:cs="Arial"/>
-        </w:rPr>
-        <w:t xml:space="preserve">: Adelia Yulieta (</w:t>
+        <w:t>: Adelia Yulieta (</w:t>
       </w:r>
       <w:r>
         <w:rPr>
           <w:rFonts w:ascii="Arial" w:hAnsi="Arial" w:cs="Arial"/>
           <w:highlight w:val="yellow"/>
         </w:rPr>
-        <w:t xml:space="preserve">[Jabatan]</w:t>
-      </w:r>
-      <w:r>
-        <w:rPr>
-          <w:rFonts w:ascii="Arial" w:hAnsi="Arial" w:cs="Arial"/>
-        </w:rPr>
-        <w:t xml:space="preserve">)</w:t>
+        <w:t>[Jabatan]</w:t>
+      </w:r>
+      <w:r>
+        <w:rPr>
+          <w:rFonts w:ascii="Arial" w:hAnsi="Arial" w:cs="Arial"/>
+        </w:rPr>
+        <w:t>)</w:t>
       </w:r>
     </w:p>
     <w:p>
@@ -492,7 +438,7 @@
         <w:tabs>
           <w:tab w:val="left" w:pos="2835"/>
         </w:tabs>
-        <w:spacing w:before="0" w:after="0" w:line="276" w:lineRule="auto"/>
+        <w:spacing w:after="0" w:line="276" w:lineRule="auto"/>
         <w:ind w:left="720"/>
         <w:rPr>
           <w:rFonts w:ascii="Arial" w:hAnsi="Arial" w:cs="Arial"/>
@@ -502,19 +448,14 @@
         <w:rPr>
           <w:rFonts w:ascii="Arial" w:hAnsi="Arial" w:cs="Arial"/>
         </w:rPr>
-        <w:t xml:space="preserve">Telepon</w:t>
+        <w:t>Telepon</w:t>
       </w:r>
       <w:r>
         <w:rPr>
           <w:rFonts w:ascii="Arial" w:hAnsi="Arial" w:cs="Arial"/>
         </w:rPr>
         <w:tab/>
-      </w:r>
-      <w:r>
-        <w:rPr>
-          <w:rFonts w:ascii="Arial" w:hAnsi="Arial" w:cs="Arial"/>
-        </w:rPr>
-        <w:t xml:space="preserve">: (021) 6000-808</w:t>
+        <w:t>: (021) 6000-808</w:t>
       </w:r>
     </w:p>
     <w:p>
@@ -523,7 +464,7 @@
         <w:tabs>
           <w:tab w:val="left" w:pos="2835"/>
         </w:tabs>
-        <w:spacing w:before="0" w:after="0" w:line="276" w:lineRule="auto"/>
+        <w:spacing w:after="0" w:line="276" w:lineRule="auto"/>
         <w:ind w:left="720"/>
         <w:rPr>
           <w:rFonts w:ascii="Arial" w:hAnsi="Arial" w:cs="Arial"/>
@@ -533,19 +474,14 @@
         <w:rPr>
           <w:rFonts w:ascii="Arial" w:hAnsi="Arial" w:cs="Arial"/>
         </w:rPr>
-        <w:t xml:space="preserve">WhatsApp</w:t>
+        <w:t>WhatsApp</w:t>
       </w:r>
       <w:r>
         <w:rPr>
           <w:rFonts w:ascii="Arial" w:hAnsi="Arial" w:cs="Arial"/>
         </w:rPr>
         <w:tab/>
-      </w:r>
-      <w:r>
-        <w:rPr>
-          <w:rFonts w:ascii="Arial" w:hAnsi="Arial" w:cs="Arial"/>
-        </w:rPr>
-        <w:t xml:space="preserve">: 0852-1160-6417 / 0812-8897-7479</w:t>
+        <w:t>: 0852-1160-6417 / 0812-8897-7479</w:t>
       </w:r>
     </w:p>
     <w:p>
@@ -554,7 +490,7 @@
         <w:tabs>
           <w:tab w:val="left" w:pos="2835"/>
         </w:tabs>
-        <w:spacing w:before="0" w:after="0" w:line="276" w:lineRule="auto"/>
+        <w:spacing w:after="0" w:line="276" w:lineRule="auto"/>
         <w:ind w:left="720"/>
         <w:rPr>
           <w:rFonts w:ascii="Arial" w:hAnsi="Arial" w:cs="Arial"/>
@@ -564,19 +500,14 @@
         <w:rPr>
           <w:rFonts w:ascii="Arial" w:hAnsi="Arial" w:cs="Arial"/>
         </w:rPr>
-        <w:t xml:space="preserve">Email</w:t>
+        <w:t>Email</w:t>
       </w:r>
       <w:r>
         <w:rPr>
           <w:rFonts w:ascii="Arial" w:hAnsi="Arial" w:cs="Arial"/>
         </w:rPr>
         <w:tab/>
-      </w:r>
-      <w:r>
-        <w:rPr>
-          <w:rFonts w:ascii="Arial" w:hAnsi="Arial" w:cs="Arial"/>
-        </w:rPr>
-        <w:t xml:space="preserve">: adelia.yulieta@intisentosabersama.com</w:t>
+        <w:t>: adelia.yulieta@intisentosabersama.com</w:t>
       </w:r>
     </w:p>
     <w:p>
@@ -593,7 +524,7 @@
         <w:rPr>
           <w:rFonts w:ascii="Arial" w:hAnsi="Arial" w:cs="Arial"/>
         </w:rPr>
-        <w:t xml:space="preserve">Demikian surat penawaran ini kami sampaikan. Atas perhatian Bapak/Ibu, kami ucapkan terima kasih.</w:t>
+        <w:t>Demikian surat penawaran ini kami sampaikan. Atas perhatian Bapak/Ibu, kami ucapkan terima kasih.</w:t>
       </w:r>
     </w:p>
     <w:p>
@@ -609,13 +540,13 @@
         <w:rPr>
           <w:rFonts w:ascii="Arial" w:hAnsi="Arial" w:cs="Arial"/>
         </w:rPr>
-        <w:t xml:space="preserve">Hormat kami,</w:t>
+        <w:t>Hormat kami,</w:t>
       </w:r>
     </w:p>
     <w:p>
       <w:pPr>
         <w:keepNext/>
-        <w:spacing w:before="0" w:after="0" w:line="276" w:lineRule="auto"/>
+        <w:spacing w:after="0" w:line="276" w:lineRule="auto"/>
         <w:ind w:left="5670"/>
         <w:rPr>
           <w:rFonts w:ascii="Arial" w:hAnsi="Arial" w:cs="Arial"/>
@@ -625,13 +556,13 @@
         <w:rPr>
           <w:rFonts w:ascii="Arial" w:hAnsi="Arial" w:cs="Arial"/>
         </w:rPr>
-        <w:t xml:space="preserve">PT. Inti Sentosa Bersama</w:t>
+        <w:t>PT. Inti Sentosa Bersama</w:t>
       </w:r>
     </w:p>
     <w:p>
       <w:pPr>
         <w:keepNext/>
-        <w:spacing w:before="0" w:after="0" w:line="276" w:lineRule="auto"/>
+        <w:spacing w:after="0" w:line="276" w:lineRule="auto"/>
         <w:ind w:left="5670"/>
         <w:rPr>
           <w:rFonts w:ascii="Arial" w:hAnsi="Arial" w:cs="Arial"/>
@@ -641,7 +572,7 @@
     <w:p>
       <w:pPr>
         <w:keepNext/>
-        <w:spacing w:before="0" w:after="0" w:line="276" w:lineRule="auto"/>
+        <w:spacing w:after="0" w:line="276" w:lineRule="auto"/>
         <w:ind w:left="5670"/>
         <w:rPr>
           <w:rFonts w:ascii="Arial" w:hAnsi="Arial" w:cs="Arial"/>
@@ -651,7 +582,7 @@
     <w:p>
       <w:pPr>
         <w:keepNext/>
-        <w:spacing w:before="0" w:after="0" w:line="276" w:lineRule="auto"/>
+        <w:spacing w:after="0" w:line="276" w:lineRule="auto"/>
         <w:ind w:left="5670"/>
         <w:rPr>
           <w:rFonts w:ascii="Arial" w:hAnsi="Arial" w:cs="Arial"/>
@@ -661,7 +592,7 @@
     <w:p>
       <w:pPr>
         <w:keepNext/>
-        <w:spacing w:before="0" w:after="0" w:line="276" w:lineRule="auto"/>
+        <w:spacing w:after="0" w:line="276" w:lineRule="auto"/>
         <w:ind w:left="5670"/>
         <w:rPr>
           <w:rFonts w:ascii="Arial" w:hAnsi="Arial" w:cs="Arial"/>
@@ -674,12 +605,12 @@
           <w:bCs/>
           <w:u w:val="single"/>
         </w:rPr>
-        <w:t xml:space="preserve">Adelia Yulieta</w:t>
-      </w:r>
-    </w:p>
-    <w:p>
-      <w:pPr>
-        <w:spacing w:before="0" w:after="0" w:line="276" w:lineRule="auto"/>
+        <w:t>Adelia Yulieta</w:t>
+      </w:r>
+    </w:p>
+    <w:p>
+      <w:pPr>
+        <w:spacing w:after="0" w:line="276" w:lineRule="auto"/>
         <w:ind w:left="5670"/>
         <w:rPr>
           <w:rFonts w:ascii="Arial" w:hAnsi="Arial" w:cs="Arial"/>
@@ -690,7 +621,7 @@
           <w:rFonts w:ascii="Arial" w:hAnsi="Arial" w:cs="Arial"/>
           <w:highlight w:val="yellow"/>
         </w:rPr>
-        <w:t xml:space="preserve">[Jabatan]</w:t>
+        <w:t>[Jabatan]</w:t>
       </w:r>
     </w:p>
     <w:sectPr>
@@ -815,7 +746,7 @@
         <w:noProof/>
       </w:rPr>
       <w:drawing>
-        <wp:anchor distT="0" distB="0" distL="114300" distR="114300" simplePos="0" relativeHeight="251658240" behindDoc="1" locked="0" layoutInCell="1" allowOverlap="1" wp14:anchorId="41376794" wp14:editId="3851DC54">
+        <wp:anchor distT="0" distB="0" distL="114300" distR="114300" simplePos="0" relativeHeight="251658240" behindDoc="1" locked="0" layoutInCell="1" allowOverlap="1" wp14:anchorId="311FA2F5" wp14:editId="25BB6CB8">
           <wp:simplePos x="0" y="0"/>
           <wp:positionH relativeFrom="column">
             <wp:posOffset>-447675</wp:posOffset>
@@ -1113,6 +1044,23 @@
     </w:lvl>
   </w:abstractNum>
   <w:abstractNum w:abstractNumId="1" w15:restartNumberingAfterBreak="0">
+    <w:nsid w:val="14D13B47"/>
+    <w:multiLevelType w:val="singleLevel"/>
+    <w:tmpl w:val="C954178E"/>
+    <w:lvl w:ilvl="0">
+      <w:start w:val="1"/>
+      <w:numFmt w:val="decimal"/>
+      <w:lvlText w:val="%1."/>
+      <w:lvlJc w:val="left"/>
+      <w:pPr>
+        <w:ind w:left="720" w:hanging="360"/>
+      </w:pPr>
+      <w:rPr>
+        <w:rFonts w:ascii="Arial" w:hAnsi="Arial" w:cs="Arial"/>
+      </w:rPr>
+    </w:lvl>
+  </w:abstractNum>
+  <w:abstractNum w:abstractNumId="2" w15:restartNumberingAfterBreak="0">
     <w:nsid w:val="250A2127"/>
     <w:multiLevelType w:val="hybridMultilevel"/>
     <w:tmpl w:val="0D9ED5C2"/>
@@ -1201,27 +1149,14 @@
       </w:pPr>
     </w:lvl>
   </w:abstractNum>
-  <w:abstractNum w:abstractNumId="90">
+  <w:abstractNum w:abstractNumId="3" w15:restartNumberingAfterBreak="0">
+    <w:nsid w:val="7C7018B6"/>
     <w:multiLevelType w:val="singleLevel"/>
+    <w:tmpl w:val="897A81CE"/>
     <w:lvl w:ilvl="0">
       <w:start w:val="1"/>
       <w:numFmt w:val="bullet"/>
       <w:lvlText w:val="•"/>
-      <w:lvlJc w:val="left"/>
-      <w:pPr>
-        <w:ind w:left="720" w:hanging="360"/>
-      </w:pPr>
-      <w:rPr>
-        <w:rFonts w:ascii="Arial" w:hAnsi="Arial" w:cs="Arial"/>
-      </w:rPr>
-    </w:lvl>
-  </w:abstractNum>
-  <w:abstractNum w:abstractNumId="91">
-    <w:multiLevelType w:val="singleLevel"/>
-    <w:lvl w:ilvl="0">
-      <w:start w:val="1"/>
-      <w:numFmt w:val="decimal"/>
-      <w:lvlText w:val="%1."/>
       <w:lvlJc w:val="left"/>
       <w:pPr>
         <w:ind w:left="720" w:hanging="360"/>
@@ -1232,58 +1167,58 @@
     </w:lvl>
   </w:abstractNum>
   <w:num w:numId="1" w16cid:durableId="847325672">
-    <w:abstractNumId w:val="1"/>
+    <w:abstractNumId w:val="2"/>
   </w:num>
   <w:num w:numId="2" w16cid:durableId="1081608147">
     <w:abstractNumId w:val="0"/>
   </w:num>
-  <w:num w:numId="90">
-    <w:abstractNumId w:val="90"/>
+  <w:num w:numId="3" w16cid:durableId="1185288563">
+    <w:abstractNumId w:val="3"/>
   </w:num>
-  <w:num w:numId="91">
-    <w:abstractNumId w:val="91"/>
+  <w:num w:numId="4" w16cid:durableId="2073961846">
+    <w:abstractNumId w:val="1"/>
     <w:lvlOverride w:ilvl="0">
       <w:startOverride w:val="1"/>
     </w:lvlOverride>
   </w:num>
-  <w:num w:numId="92">
-    <w:abstractNumId w:val="91"/>
+  <w:num w:numId="5" w16cid:durableId="1543711121">
+    <w:abstractNumId w:val="1"/>
     <w:lvlOverride w:ilvl="0">
       <w:startOverride w:val="1"/>
     </w:lvlOverride>
   </w:num>
-  <w:num w:numId="93">
-    <w:abstractNumId w:val="91"/>
+  <w:num w:numId="6" w16cid:durableId="1296764472">
+    <w:abstractNumId w:val="1"/>
     <w:lvlOverride w:ilvl="0">
       <w:startOverride w:val="1"/>
     </w:lvlOverride>
   </w:num>
-  <w:num w:numId="94">
-    <w:abstractNumId w:val="91"/>
+  <w:num w:numId="7" w16cid:durableId="1483236215">
+    <w:abstractNumId w:val="1"/>
     <w:lvlOverride w:ilvl="0">
       <w:startOverride w:val="1"/>
     </w:lvlOverride>
   </w:num>
-  <w:num w:numId="95">
-    <w:abstractNumId w:val="91"/>
+  <w:num w:numId="8" w16cid:durableId="848716887">
+    <w:abstractNumId w:val="1"/>
     <w:lvlOverride w:ilvl="0">
       <w:startOverride w:val="1"/>
     </w:lvlOverride>
   </w:num>
-  <w:num w:numId="96">
-    <w:abstractNumId w:val="91"/>
+  <w:num w:numId="9" w16cid:durableId="1015227120">
+    <w:abstractNumId w:val="1"/>
     <w:lvlOverride w:ilvl="0">
       <w:startOverride w:val="1"/>
     </w:lvlOverride>
   </w:num>
-  <w:num w:numId="97">
-    <w:abstractNumId w:val="91"/>
+  <w:num w:numId="10" w16cid:durableId="890118824">
+    <w:abstractNumId w:val="1"/>
     <w:lvlOverride w:ilvl="0">
       <w:startOverride w:val="1"/>
     </w:lvlOverride>
   </w:num>
-  <w:num w:numId="98">
-    <w:abstractNumId w:val="91"/>
+  <w:num w:numId="11" w16cid:durableId="977882488">
+    <w:abstractNumId w:val="1"/>
     <w:lvlOverride w:ilvl="0">
       <w:startOverride w:val="1"/>
     </w:lvlOverride>
